--- a/5 Project Development Phase/Coding & Solution.docx
+++ b/5 Project Development Phase/Coding & Solution.docx
@@ -123,7 +123,7 @@
               <w:rPr>
                 <w:sz w:val="22"/>
               </w:rPr>
-              <w:t xml:space="preserve">02 October 2026</w:t>
+              <w:t>01/10/2026</w:t>
             </w:r>
           </w:p>
         </w:tc>
@@ -263,6 +263,57 @@
                 <w:sz w:val="22"/>
               </w:rPr>
               <w:t xml:space="preserve">PocketSmart AI</w:t>
+            </w:r>
+          </w:p>
+        </w:tc>
+      </w:tr>
+      <w:tr>
+        <w:trPr>
+          <w:trHeight w:val="400" w:hRule="atLeast"/>
+        </w:trPr>
+        <w:tc>
+          <w:tcPr>
+            <w:tcW w:w="1980" w:type="dxa"/>
+          </w:tcPr>
+          <w:p>
+            <w:pPr>
+              <w:pStyle w:val="TableParagraph"/>
+              <w:spacing w:before="82"/>
+              <w:rPr>
+                <w:rFonts w:ascii="Arial"/>
+                <w:b/>
+                <w:sz w:val="22"/>
+              </w:rPr>
+            </w:pPr>
+            <w:r>
+              <w:rPr>
+                <w:rFonts w:ascii="Arial"/>
+                <w:b/>
+                <w:sz w:val="22"/>
+              </w:rPr>
+              <w:t>Guide</w:t>
+            </w:r>
+          </w:p>
+        </w:tc>
+        <w:tc>
+          <w:tcPr>
+            <w:tcW w:w="7380" w:type="dxa"/>
+          </w:tcPr>
+          <w:p>
+            <w:pPr>
+              <w:pStyle w:val="TableParagraph"/>
+              <w:spacing w:before="82"/>
+              <w:ind w:left="139"/>
+              <w:rPr>
+                <w:sz w:val="22"/>
+              </w:rPr>
+            </w:pPr>
+            <w:r>
+              <w:rPr>
+                <w:spacing w:val="-2"/>
+                <w:sz w:val="22"/>
+              </w:rPr>
+              <w:t>N. Indumathi AP/CSE</w:t>
             </w:r>
           </w:p>
         </w:tc>
@@ -407,197 +458,7 @@
       </w:pPr>
       <w:r>
         <w:rPr/>
-        <w:t>This</w:t>
-      </w:r>
-      <w:r>
-        <w:rPr>
-          <w:spacing w:val="-4"/>
-        </w:rPr>
-        <w:t> </w:t>
-      </w:r>
-      <w:r>
-        <w:rPr/>
-        <w:t>section</w:t>
-      </w:r>
-      <w:r>
-        <w:rPr>
-          <w:spacing w:val="-4"/>
-        </w:rPr>
-        <w:t> </w:t>
-      </w:r>
-      <w:r>
-        <w:rPr/>
-        <w:t>evaluates</w:t>
-      </w:r>
-      <w:r>
-        <w:rPr>
-          <w:spacing w:val="-4"/>
-        </w:rPr>
-        <w:t> </w:t>
-      </w:r>
-      <w:r>
-        <w:rPr/>
-        <w:t>the</w:t>
-      </w:r>
-      <w:r>
-        <w:rPr>
-          <w:spacing w:val="-4"/>
-        </w:rPr>
-        <w:t> </w:t>
-      </w:r>
-      <w:r>
-        <w:rPr/>
-        <w:t>quality</w:t>
-      </w:r>
-      <w:r>
-        <w:rPr>
-          <w:spacing w:val="-4"/>
-        </w:rPr>
-        <w:t> </w:t>
-      </w:r>
-      <w:r>
-        <w:rPr/>
-        <w:t>and</w:t>
-      </w:r>
-      <w:r>
-        <w:rPr>
-          <w:spacing w:val="-4"/>
-        </w:rPr>
-        <w:t> </w:t>
-      </w:r>
-      <w:r>
-        <w:rPr/>
-        <w:t>completeness</w:t>
-      </w:r>
-      <w:r>
-        <w:rPr>
-          <w:spacing w:val="-4"/>
-        </w:rPr>
-        <w:t> </w:t>
-      </w:r>
-      <w:r>
-        <w:rPr/>
-        <w:t>of</w:t>
-      </w:r>
-      <w:r>
-        <w:rPr>
-          <w:spacing w:val="-4"/>
-        </w:rPr>
-        <w:t> </w:t>
-      </w:r>
-      <w:r>
-        <w:rPr/>
-        <w:t>your</w:t>
-      </w:r>
-      <w:r>
-        <w:rPr>
-          <w:spacing w:val="-4"/>
-        </w:rPr>
-        <w:t> </w:t>
-      </w:r>
-      <w:r>
-        <w:rPr/>
-        <w:t>implemented</w:t>
-      </w:r>
-      <w:r>
-        <w:rPr>
-          <w:spacing w:val="-4"/>
-        </w:rPr>
-        <w:t> </w:t>
-      </w:r>
-      <w:r>
-        <w:rPr/>
-        <w:t>code</w:t>
-      </w:r>
-      <w:r>
-        <w:rPr>
-          <w:spacing w:val="-4"/>
-        </w:rPr>
-        <w:t> </w:t>
-      </w:r>
-      <w:r>
-        <w:rPr/>
-        <w:t>and</w:t>
-      </w:r>
-      <w:r>
-        <w:rPr>
-          <w:spacing w:val="-4"/>
-        </w:rPr>
-        <w:t> </w:t>
-      </w:r>
-      <w:r>
-        <w:rPr/>
-        <w:t>the</w:t>
-      </w:r>
-      <w:r>
-        <w:rPr>
-          <w:spacing w:val="-4"/>
-        </w:rPr>
-        <w:t> </w:t>
-      </w:r>
-      <w:r>
-        <w:rPr/>
-        <w:t>overall solution. Your submission should demonstrate</w:t>
-      </w:r>
-      <w:r>
-        <w:rPr>
-          <w:spacing w:val="-8"/>
-        </w:rPr>
-        <w:t> </w:t>
-      </w:r>
-      <w:r>
-        <w:rPr/>
-        <w:t>working</w:t>
-      </w:r>
-      <w:r>
-        <w:rPr>
-          <w:spacing w:val="-8"/>
-        </w:rPr>
-        <w:t> </w:t>
-      </w:r>
-      <w:r>
-        <w:rPr/>
-        <w:t>functionality,</w:t>
-      </w:r>
-      <w:r>
-        <w:rPr>
-          <w:spacing w:val="-8"/>
-        </w:rPr>
-        <w:t> </w:t>
-      </w:r>
-      <w:r>
-        <w:rPr/>
-        <w:t>clean</w:t>
-      </w:r>
-      <w:r>
-        <w:rPr>
-          <w:spacing w:val="-8"/>
-        </w:rPr>
-        <w:t> </w:t>
-      </w:r>
-      <w:r>
-        <w:rPr/>
-        <w:t>code</w:t>
-      </w:r>
-      <w:r>
-        <w:rPr>
-          <w:spacing w:val="-8"/>
-        </w:rPr>
-        <w:t> </w:t>
-      </w:r>
-      <w:r>
-        <w:rPr/>
-        <w:t>practices,</w:t>
-      </w:r>
-      <w:r>
-        <w:rPr>
-          <w:spacing w:val="-8"/>
-        </w:rPr>
-        <w:t> </w:t>
-      </w:r>
-      <w:r>
-        <w:rPr/>
-        <w:t>and alignment with your defined requirements.</w:t>
+        <w:t>This section summarises the implemented PocketSmart AI code and solution: working features, clean code practices and how they meet the defined requirements.</w:t>
       </w:r>
     </w:p>
     <w:p>
@@ -622,12 +483,7 @@
         <w:rPr>
           <w:b w:val="0"/>
         </w:rPr>
-      </w:r>
-      <w:r>
-        <w:rPr>
-          <w:spacing w:val="-2"/>
-        </w:rPr>
-        <w:t>Instructions:</w:t>
+        <w:t>Notes on the Code:</w:t>
       </w:r>
     </w:p>
     <w:p>
@@ -651,150 +507,7 @@
         <w:rPr>
           <w:sz w:val="22"/>
         </w:rPr>
-        <w:t>Ensure</w:t>
-      </w:r>
-      <w:r>
-        <w:rPr>
-          <w:spacing w:val="-4"/>
-          <w:sz w:val="22"/>
-        </w:rPr>
-        <w:t> </w:t>
-      </w:r>
-      <w:r>
-        <w:rPr>
-          <w:sz w:val="22"/>
-        </w:rPr>
-        <w:t>your</w:t>
-      </w:r>
-      <w:r>
-        <w:rPr>
-          <w:spacing w:val="-4"/>
-          <w:sz w:val="22"/>
-        </w:rPr>
-        <w:t> </w:t>
-      </w:r>
-      <w:r>
-        <w:rPr>
-          <w:sz w:val="22"/>
-        </w:rPr>
-        <w:t>code</w:t>
-      </w:r>
-      <w:r>
-        <w:rPr>
-          <w:spacing w:val="-4"/>
-          <w:sz w:val="22"/>
-        </w:rPr>
-        <w:t> </w:t>
-      </w:r>
-      <w:r>
-        <w:rPr>
-          <w:sz w:val="22"/>
-        </w:rPr>
-        <w:t>is</w:t>
-      </w:r>
-      <w:r>
-        <w:rPr>
-          <w:spacing w:val="-4"/>
-          <w:sz w:val="22"/>
-        </w:rPr>
-        <w:t> </w:t>
-      </w:r>
-      <w:r>
-        <w:rPr>
-          <w:sz w:val="22"/>
-        </w:rPr>
-        <w:t>well-structured,</w:t>
-      </w:r>
-      <w:r>
-        <w:rPr>
-          <w:spacing w:val="-4"/>
-          <w:sz w:val="22"/>
-        </w:rPr>
-        <w:t> </w:t>
-      </w:r>
-      <w:r>
-        <w:rPr>
-          <w:sz w:val="22"/>
-        </w:rPr>
-        <w:t>commented,</w:t>
-      </w:r>
-      <w:r>
-        <w:rPr>
-          <w:spacing w:val="-4"/>
-          <w:sz w:val="22"/>
-        </w:rPr>
-        <w:t> </w:t>
-      </w:r>
-      <w:r>
-        <w:rPr>
-          <w:sz w:val="22"/>
-        </w:rPr>
-        <w:t>and</w:t>
-      </w:r>
-      <w:r>
-        <w:rPr>
-          <w:spacing w:val="-4"/>
-          <w:sz w:val="22"/>
-        </w:rPr>
-        <w:t> </w:t>
-      </w:r>
-      <w:r>
-        <w:rPr>
-          <w:sz w:val="22"/>
-        </w:rPr>
-        <w:t>follows</w:t>
-      </w:r>
-      <w:r>
-        <w:rPr>
-          <w:spacing w:val="-4"/>
-          <w:sz w:val="22"/>
-        </w:rPr>
-        <w:t> </w:t>
-      </w:r>
-      <w:r>
-        <w:rPr>
-          <w:sz w:val="22"/>
-        </w:rPr>
-        <w:t>best</w:t>
-      </w:r>
-      <w:r>
-        <w:rPr>
-          <w:spacing w:val="-4"/>
-          <w:sz w:val="22"/>
-        </w:rPr>
-        <w:t> </w:t>
-      </w:r>
-      <w:r>
-        <w:rPr>
-          <w:sz w:val="22"/>
-        </w:rPr>
-        <w:t>practices</w:t>
-      </w:r>
-      <w:r>
-        <w:rPr>
-          <w:spacing w:val="-4"/>
-          <w:sz w:val="22"/>
-        </w:rPr>
-        <w:t> </w:t>
-      </w:r>
-      <w:r>
-        <w:rPr>
-          <w:sz w:val="22"/>
-        </w:rPr>
-        <w:t>for</w:t>
-      </w:r>
-      <w:r>
-        <w:rPr>
-          <w:spacing w:val="-4"/>
-          <w:sz w:val="22"/>
-        </w:rPr>
-        <w:t> </w:t>
-      </w:r>
-      <w:r>
-        <w:rPr>
-          <w:sz w:val="22"/>
-        </w:rPr>
-        <w:t>your chosen technology stack.</w:t>
+        <w:t>The code is split into small modules and commented where the logic is not obvious.</w:t>
       </w:r>
     </w:p>
     <w:p>
@@ -818,150 +531,7 @@
         <w:rPr>
           <w:sz w:val="22"/>
         </w:rPr>
-        <w:t>The</w:t>
-      </w:r>
-      <w:r>
-        <w:rPr>
-          <w:spacing w:val="-4"/>
-          <w:sz w:val="22"/>
-        </w:rPr>
-        <w:t> </w:t>
-      </w:r>
-      <w:r>
-        <w:rPr>
-          <w:sz w:val="22"/>
-        </w:rPr>
-        <w:t>solution</w:t>
-      </w:r>
-      <w:r>
-        <w:rPr>
-          <w:spacing w:val="-4"/>
-          <w:sz w:val="22"/>
-        </w:rPr>
-        <w:t> </w:t>
-      </w:r>
-      <w:r>
-        <w:rPr>
-          <w:sz w:val="22"/>
-        </w:rPr>
-        <w:t>should</w:t>
-      </w:r>
-      <w:r>
-        <w:rPr>
-          <w:spacing w:val="-4"/>
-          <w:sz w:val="22"/>
-        </w:rPr>
-        <w:t> </w:t>
-      </w:r>
-      <w:r>
-        <w:rPr>
-          <w:sz w:val="22"/>
-        </w:rPr>
-        <w:t>address</w:t>
-      </w:r>
-      <w:r>
-        <w:rPr>
-          <w:spacing w:val="-4"/>
-          <w:sz w:val="22"/>
-        </w:rPr>
-        <w:t> </w:t>
-      </w:r>
-      <w:r>
-        <w:rPr>
-          <w:sz w:val="22"/>
-        </w:rPr>
-        <w:t>the</w:t>
-      </w:r>
-      <w:r>
-        <w:rPr>
-          <w:spacing w:val="-4"/>
-          <w:sz w:val="22"/>
-        </w:rPr>
-        <w:t> </w:t>
-      </w:r>
-      <w:r>
-        <w:rPr>
-          <w:sz w:val="22"/>
-        </w:rPr>
-        <w:t>core</w:t>
-      </w:r>
-      <w:r>
-        <w:rPr>
-          <w:spacing w:val="-4"/>
-          <w:sz w:val="22"/>
-        </w:rPr>
-        <w:t> </w:t>
-      </w:r>
-      <w:r>
-        <w:rPr>
-          <w:sz w:val="22"/>
-        </w:rPr>
-        <w:t>problem</w:t>
-      </w:r>
-      <w:r>
-        <w:rPr>
-          <w:spacing w:val="-4"/>
-          <w:sz w:val="22"/>
-        </w:rPr>
-        <w:t> </w:t>
-      </w:r>
-      <w:r>
-        <w:rPr>
-          <w:sz w:val="22"/>
-        </w:rPr>
-        <w:t>statement</w:t>
-      </w:r>
-      <w:r>
-        <w:rPr>
-          <w:spacing w:val="-4"/>
-          <w:sz w:val="22"/>
-        </w:rPr>
-        <w:t> </w:t>
-      </w:r>
-      <w:r>
-        <w:rPr>
-          <w:sz w:val="22"/>
-        </w:rPr>
-        <w:t>and</w:t>
-      </w:r>
-      <w:r>
-        <w:rPr>
-          <w:spacing w:val="-4"/>
-          <w:sz w:val="22"/>
-        </w:rPr>
-        <w:t> </w:t>
-      </w:r>
-      <w:r>
-        <w:rPr>
-          <w:sz w:val="22"/>
-        </w:rPr>
-        <w:t>implement</w:t>
-      </w:r>
-      <w:r>
-        <w:rPr>
-          <w:spacing w:val="-4"/>
-          <w:sz w:val="22"/>
-        </w:rPr>
-        <w:t> </w:t>
-      </w:r>
-      <w:r>
-        <w:rPr>
-          <w:sz w:val="22"/>
-        </w:rPr>
-        <w:t>the</w:t>
-      </w:r>
-      <w:r>
-        <w:rPr>
-          <w:spacing w:val="-4"/>
-          <w:sz w:val="22"/>
-        </w:rPr>
-        <w:t> </w:t>
-      </w:r>
-      <w:r>
-        <w:rPr>
-          <w:sz w:val="22"/>
-        </w:rPr>
-        <w:t>key functional requirements.</w:t>
+        <w:t>The solution addresses the core problem statement and implements all the key functional requirements.</w:t>
       </w:r>
     </w:p>
     <w:p>
@@ -985,177 +555,7 @@
         <w:rPr>
           <w:sz w:val="22"/>
         </w:rPr>
-        <w:t>Include</w:t>
-      </w:r>
-      <w:r>
-        <w:rPr>
-          <w:spacing w:val="-8"/>
-          <w:sz w:val="22"/>
-        </w:rPr>
-        <w:t> </w:t>
-      </w:r>
-      <w:r>
-        <w:rPr>
-          <w:sz w:val="22"/>
-        </w:rPr>
-        <w:t>all</w:t>
-      </w:r>
-      <w:r>
-        <w:rPr>
-          <w:spacing w:val="-6"/>
-          <w:sz w:val="22"/>
-        </w:rPr>
-        <w:t> </w:t>
-      </w:r>
-      <w:r>
-        <w:rPr>
-          <w:sz w:val="22"/>
-        </w:rPr>
-        <w:t>source</w:t>
-      </w:r>
-      <w:r>
-        <w:rPr>
-          <w:spacing w:val="-6"/>
-          <w:sz w:val="22"/>
-        </w:rPr>
-        <w:t> </w:t>
-      </w:r>
-      <w:r>
-        <w:rPr>
-          <w:sz w:val="22"/>
-        </w:rPr>
-        <w:t>files,</w:t>
-      </w:r>
-      <w:r>
-        <w:rPr>
-          <w:spacing w:val="-6"/>
-          <w:sz w:val="22"/>
-        </w:rPr>
-        <w:t> </w:t>
-      </w:r>
-      <w:r>
-        <w:rPr>
-          <w:sz w:val="22"/>
-        </w:rPr>
-        <w:t>configuration</w:t>
-      </w:r>
-      <w:r>
-        <w:rPr>
-          <w:spacing w:val="-5"/>
-          <w:sz w:val="22"/>
-        </w:rPr>
-        <w:t> </w:t>
-      </w:r>
-      <w:r>
-        <w:rPr>
-          <w:sz w:val="22"/>
-        </w:rPr>
-        <w:t>files,</w:t>
-      </w:r>
-      <w:r>
-        <w:rPr>
-          <w:spacing w:val="-6"/>
-          <w:sz w:val="22"/>
-        </w:rPr>
-        <w:t> </w:t>
-      </w:r>
-      <w:r>
-        <w:rPr>
-          <w:sz w:val="22"/>
-        </w:rPr>
-        <w:t>and</w:t>
-      </w:r>
-      <w:r>
-        <w:rPr>
-          <w:spacing w:val="-6"/>
-          <w:sz w:val="22"/>
-        </w:rPr>
-        <w:t> </w:t>
-      </w:r>
-      <w:r>
-        <w:rPr>
-          <w:sz w:val="22"/>
-        </w:rPr>
-        <w:t>setup</w:t>
-      </w:r>
-      <w:r>
-        <w:rPr>
-          <w:spacing w:val="-6"/>
-          <w:sz w:val="22"/>
-        </w:rPr>
-        <w:t> </w:t>
-      </w:r>
-      <w:r>
-        <w:rPr>
-          <w:sz w:val="22"/>
-        </w:rPr>
-        <w:t>instructions</w:t>
-      </w:r>
-      <w:r>
-        <w:rPr>
-          <w:spacing w:val="-5"/>
-          <w:sz w:val="22"/>
-        </w:rPr>
-        <w:t> </w:t>
-      </w:r>
-      <w:r>
-        <w:rPr>
-          <w:sz w:val="22"/>
-        </w:rPr>
-        <w:t>needed</w:t>
-      </w:r>
-      <w:r>
-        <w:rPr>
-          <w:spacing w:val="-6"/>
-          <w:sz w:val="22"/>
-        </w:rPr>
-        <w:t> </w:t>
-      </w:r>
-      <w:r>
-        <w:rPr>
-          <w:sz w:val="22"/>
-        </w:rPr>
-        <w:t>to</w:t>
-      </w:r>
-      <w:r>
-        <w:rPr>
-          <w:spacing w:val="-6"/>
-          <w:sz w:val="22"/>
-        </w:rPr>
-        <w:t> </w:t>
-      </w:r>
-      <w:r>
-        <w:rPr>
-          <w:sz w:val="22"/>
-        </w:rPr>
-        <w:t>run</w:t>
-      </w:r>
-      <w:r>
-        <w:rPr>
-          <w:spacing w:val="-6"/>
-          <w:sz w:val="22"/>
-        </w:rPr>
-        <w:t> </w:t>
-      </w:r>
-      <w:r>
-        <w:rPr>
-          <w:sz w:val="22"/>
-        </w:rPr>
-        <w:t>the</w:t>
-      </w:r>
-      <w:r>
-        <w:rPr>
-          <w:spacing w:val="-5"/>
-          <w:sz w:val="22"/>
-        </w:rPr>
-        <w:t> </w:t>
-      </w:r>
-      <w:r>
-        <w:rPr>
-          <w:spacing w:val="-2"/>
-          <w:sz w:val="22"/>
-        </w:rPr>
-        <w:t>application.</w:t>
+        <w:t>All source files, configuration files and setup instructions needed to run the application are in the repository.</w:t>
       </w:r>
     </w:p>
     <w:p>
@@ -1179,164 +579,7 @@
         <w:rPr>
           <w:sz w:val="22"/>
         </w:rPr>
-        <w:t>Attach</w:t>
-      </w:r>
-      <w:r>
-        <w:rPr>
-          <w:spacing w:val="-7"/>
-          <w:sz w:val="22"/>
-        </w:rPr>
-        <w:t> </w:t>
-      </w:r>
-      <w:r>
-        <w:rPr>
-          <w:sz w:val="22"/>
-        </w:rPr>
-        <w:t>or</w:t>
-      </w:r>
-      <w:r>
-        <w:rPr>
-          <w:spacing w:val="-5"/>
-          <w:sz w:val="22"/>
-        </w:rPr>
-        <w:t> </w:t>
-      </w:r>
-      <w:r>
-        <w:rPr>
-          <w:sz w:val="22"/>
-        </w:rPr>
-        <w:t>link</w:t>
-      </w:r>
-      <w:r>
-        <w:rPr>
-          <w:spacing w:val="-4"/>
-          <w:sz w:val="22"/>
-        </w:rPr>
-        <w:t> </w:t>
-      </w:r>
-      <w:r>
-        <w:rPr>
-          <w:sz w:val="22"/>
-        </w:rPr>
-        <w:t>to</w:t>
-      </w:r>
-      <w:r>
-        <w:rPr>
-          <w:spacing w:val="-5"/>
-          <w:sz w:val="22"/>
-        </w:rPr>
-        <w:t> </w:t>
-      </w:r>
-      <w:r>
-        <w:rPr>
-          <w:sz w:val="22"/>
-        </w:rPr>
-        <w:t>your</w:t>
-      </w:r>
-      <w:r>
-        <w:rPr>
-          <w:spacing w:val="-4"/>
-          <w:sz w:val="22"/>
-        </w:rPr>
-        <w:t> </w:t>
-      </w:r>
-      <w:r>
-        <w:rPr>
-          <w:sz w:val="22"/>
-        </w:rPr>
-        <w:t>code</w:t>
-      </w:r>
-      <w:r>
-        <w:rPr>
-          <w:spacing w:val="-5"/>
-          <w:sz w:val="22"/>
-        </w:rPr>
-        <w:t> </w:t>
-      </w:r>
-      <w:r>
-        <w:rPr>
-          <w:sz w:val="22"/>
-        </w:rPr>
-        <w:t>repository</w:t>
-      </w:r>
-      <w:r>
-        <w:rPr>
-          <w:spacing w:val="-5"/>
-          <w:sz w:val="22"/>
-        </w:rPr>
-        <w:t> </w:t>
-      </w:r>
-      <w:r>
-        <w:rPr>
-          <w:sz w:val="22"/>
-        </w:rPr>
-        <w:t>(e.g.,</w:t>
-      </w:r>
-      <w:r>
-        <w:rPr>
-          <w:spacing w:val="-4"/>
-          <w:sz w:val="22"/>
-        </w:rPr>
-        <w:t> </w:t>
-      </w:r>
-      <w:r>
-        <w:rPr>
-          <w:sz w:val="22"/>
-        </w:rPr>
-        <w:t>GitHub)</w:t>
-      </w:r>
-      <w:r>
-        <w:rPr>
-          <w:spacing w:val="-5"/>
-          <w:sz w:val="22"/>
-        </w:rPr>
-        <w:t> </w:t>
-      </w:r>
-      <w:r>
-        <w:rPr>
-          <w:sz w:val="22"/>
-        </w:rPr>
-        <w:t>in</w:t>
-      </w:r>
-      <w:r>
-        <w:rPr>
-          <w:spacing w:val="-4"/>
-          <w:sz w:val="22"/>
-        </w:rPr>
-        <w:t> </w:t>
-      </w:r>
-      <w:r>
-        <w:rPr>
-          <w:sz w:val="22"/>
-        </w:rPr>
-        <w:t>the</w:t>
-      </w:r>
-      <w:r>
-        <w:rPr>
-          <w:spacing w:val="-5"/>
-          <w:sz w:val="22"/>
-        </w:rPr>
-        <w:t> </w:t>
-      </w:r>
-      <w:r>
-        <w:rPr>
-          <w:sz w:val="22"/>
-        </w:rPr>
-        <w:t>table</w:t>
-      </w:r>
-      <w:r>
-        <w:rPr>
-          <w:spacing w:val="-4"/>
-          <w:sz w:val="22"/>
-        </w:rPr>
-        <w:t> </w:t>
-      </w:r>
-      <w:r>
-        <w:rPr>
-          <w:spacing w:val="-2"/>
-          <w:sz w:val="22"/>
-        </w:rPr>
-        <w:t>below.</w:t>
+        <w:t>The repository link is given in the table below.</w:t>
       </w:r>
     </w:p>
     <w:p>
@@ -1562,14 +805,7 @@
               <w:rPr>
                 <w:sz w:val="22"/>
               </w:rPr>
-              <w:t xml:space="preserve">https://github.com/Mukilkani23/pocketsmart </w:t>
-            </w:r>
-            <w:r>
-              <w:rPr>
-                <w:sz w:val="22"/>
-                <w:highlight w:val="yellow"/>
-              </w:rPr>
-              <w:t xml:space="preserve">[confirm repo is public]</w:t>
+              <w:t>https://github.com/krishnan-naveen/Pocket_Smart-AI</w:t>
             </w:r>
           </w:p>
         </w:tc>
@@ -1620,7 +856,7 @@
               <w:rPr>
                 <w:sz w:val="22"/>
               </w:rPr>
-              <w:t xml:space="preserve">Python 3.11</w:t>
+              <w:t>Python 3.10+, JavaScript, HTML, CSS</w:t>
             </w:r>
           </w:p>
         </w:tc>
@@ -1687,7 +923,7 @@
               <w:rPr>
                 <w:sz w:val="22"/>
               </w:rPr>
-              <w:t xml:space="preserve">FastAPI, Pydantic, Streamlit, scikit-learn, statsmodels, joblib, Google Gemini API</w:t>
+              <w:t>FastAPI, Uvicorn, Pydantic, Jinja2, SQLite, PyJWT, google-genai (Gemini), Pillow, pytest</w:t>
             </w:r>
           </w:p>
         </w:tc>
@@ -1765,7 +1001,7 @@
                 <w:rFonts w:ascii="Times New Roman"/>
                 <w:sz w:val="22"/>
               </w:rPr>
-              <w:t xml:space="preserve">- Seeded synthetic transaction generator (30 months, 10 categories)</w:t>
+              <w:t>- Register, login and logout with PBKDF2-hashed passwords and JWT (cookie and /token)</w:t>
             </w:r>
           </w:p>
           <w:p>
@@ -1782,7 +1018,7 @@
                 <w:rFonts w:ascii="Times New Roman"/>
                 <w:sz w:val="22"/>
               </w:rPr>
-              <w:t xml:space="preserve">- Merchant classifier (TF-IDF + Logistic Regression) with confidence</w:t>
+              <w:t>- Home Interior, Party and Jewelry planners (jewelry accepts an outfit image)</w:t>
             </w:r>
           </w:p>
           <w:p>
@@ -1799,7 +1035,7 @@
                 <w:rFonts w:ascii="Times New Roman"/>
                 <w:sz w:val="22"/>
               </w:rPr>
-              <w:t xml:space="preserve">- Anomaly detection (rolling z-score, Isolation Forest)</w:t>
+              <w:t>- Gemini text and text+image prompts with a model fallback chain</w:t>
             </w:r>
           </w:p>
           <w:p>
@@ -1816,7 +1052,7 @@
                 <w:rFonts w:ascii="Times New Roman"/>
                 <w:sz w:val="22"/>
               </w:rPr>
-              <w:t xml:space="preserve">- Weekly per-category forecasting (Naive, Seasonal naive, Linear lags, SARIMAX)</w:t>
+              <w:t>- Verification of every AI answer: real ids only, total within budget</w:t>
             </w:r>
           </w:p>
           <w:p>
@@ -1833,7 +1069,7 @@
                 <w:rFonts w:ascii="Times New Roman"/>
                 <w:sz w:val="22"/>
               </w:rPr>
-              <w:t xml:space="preserve">- One-command evaluation report</w:t>
+              <w:t>- Rule-based fallback engine when the AI fails</w:t>
             </w:r>
           </w:p>
           <w:p>
@@ -1850,7 +1086,7 @@
                 <w:rFonts w:ascii="Times New Roman"/>
                 <w:sz w:val="22"/>
               </w:rPr>
-              <w:t xml:space="preserve">- FastAPI endpoints: /categorize, /summary, /forecast, /anomalies, /advice</w:t>
+              <w:t>- Result cards with budget bar, sort and platform filter; dashboard and history</w:t>
             </w:r>
           </w:p>
           <w:p>
@@ -1867,24 +1103,7 @@
                 <w:rFonts w:ascii="Times New Roman"/>
                 <w:sz w:val="22"/>
               </w:rPr>
-              <w:t xml:space="preserve">- Gemini advice layer with cache and template fallback</w:t>
-            </w:r>
-          </w:p>
-          <w:p>
-            <w:pPr>
-              <w:pStyle w:val="TableParagraph"/>
-              <w:ind w:left="0"/>
-              <w:rPr>
-                <w:rFonts w:ascii="Times New Roman"/>
-                <w:sz w:val="22"/>
-              </w:rPr>
-            </w:pPr>
-            <w:r>
-              <w:rPr>
-                <w:rFonts w:ascii="Times New Roman"/>
-                <w:sz w:val="22"/>
-              </w:rPr>
-              <w:t xml:space="preserve">- Streamlit frontend and Cloud Run deployment</w:t>
+              <w:t>- 30 automated tests and a Gemini connectivity script</w:t>
             </w:r>
           </w:p>
         </w:tc>
@@ -1978,7 +1197,7 @@
                 <w:rFonts w:ascii="Times New Roman"/>
                 <w:sz w:val="22"/>
               </w:rPr>
-              <w:t xml:space="preserve">None for this submission. Ideas for later: real bank statement import, user accounts and a database.</w:t>
+              <w:t>None for this submission.</w:t>
             </w:r>
           </w:p>
         </w:tc>
@@ -2081,7 +1300,7 @@
                 <w:rFonts w:ascii="Times New Roman"/>
                 <w:sz w:val="22"/>
               </w:rPr>
-              <w:t xml:space="preserve">1. conda create -n pocketsmart python=3.11 and activate it</w:t>
+              <w:t>1. Install Python 3.10+ and create a virtual environment: python -m venv .venv</w:t>
             </w:r>
           </w:p>
           <w:p>
@@ -2098,7 +1317,7 @@
                 <w:rFonts w:ascii="Times New Roman"/>
                 <w:sz w:val="22"/>
               </w:rPr>
-              <w:t xml:space="preserve">2. pip install -r requirements.txt</w:t>
+              <w:t>2. Activate it and run: python -m pip install -r requirements.txt</w:t>
             </w:r>
           </w:p>
           <w:p>
@@ -2115,15 +1334,7 @@
                 <w:rFonts w:ascii="Times New Roman"/>
                 <w:sz w:val="22"/>
               </w:rPr>
-              <w:t xml:space="preserve">3. Create .env with GEMINI_API_KEY=&lt;your key&gt; </w:t>
-            </w:r>
-            <w:r>
-              <w:rPr>
-                <w:rFonts w:ascii="Times New Roman"/>
-                <w:sz w:val="22"/>
-                <w:highlight w:val="yellow"/>
-              </w:rPr>
-              <w:t xml:space="preserve">[confirm variable name]</w:t>
+              <w:t>3. Copy .env.example to .env and set GEMINI_API_KEY and SECRET_KEY</w:t>
             </w:r>
           </w:p>
           <w:p>
@@ -2140,7 +1351,7 @@
                 <w:rFonts w:ascii="Times New Roman"/>
                 <w:sz w:val="22"/>
               </w:rPr>
-              <w:t xml:space="preserve">4. python data/generate.py, then python src/train_classifier.py</w:t>
+              <w:t>4. Run the tests: python -m pytest -v (expect 30 passed)</w:t>
             </w:r>
           </w:p>
           <w:p>
@@ -2157,49 +1368,7 @@
                 <w:rFonts w:ascii="Times New Roman"/>
                 <w:sz w:val="22"/>
               </w:rPr>
-              <w:t xml:space="preserve">5. python src/evaluate.py --report</w:t>
-            </w:r>
-          </w:p>
-          <w:p>
-            <w:pPr>
-              <w:pStyle w:val="TableParagraph"/>
-              <w:ind w:left="0"/>
-              <w:rPr>
-                <w:rFonts w:ascii="Times New Roman"/>
-                <w:sz w:val="22"/>
-              </w:rPr>
-            </w:pPr>
-            <w:r>
-              <w:rPr>
-                <w:rFonts w:ascii="Times New Roman"/>
-                <w:sz w:val="22"/>
-              </w:rPr>
-              <w:t xml:space="preserve">6. uvicorn api.main:app --reload (open http://127.0.0.1:8000/docs)</w:t>
-            </w:r>
-          </w:p>
-          <w:p>
-            <w:pPr>
-              <w:pStyle w:val="TableParagraph"/>
-              <w:ind w:left="0"/>
-              <w:rPr>
-                <w:rFonts w:ascii="Times New Roman"/>
-                <w:sz w:val="22"/>
-              </w:rPr>
-            </w:pPr>
-            <w:r>
-              <w:rPr>
-                <w:rFonts w:ascii="Times New Roman"/>
-                <w:sz w:val="22"/>
-              </w:rPr>
-              <w:t xml:space="preserve">7. Run the Streamlit app: streamlit run &lt;frontend file&gt; </w:t>
-            </w:r>
-            <w:r>
-              <w:rPr>
-                <w:rFonts w:ascii="Times New Roman"/>
-                <w:sz w:val="22"/>
-                <w:highlight w:val="yellow"/>
-              </w:rPr>
-              <w:t xml:space="preserve">[confirm filename]</w:t>
+              <w:t>5. Start the app: python -m app.main and open http://127.0.0.1:8000</w:t>
             </w:r>
           </w:p>
         </w:tc>
@@ -3448,7 +2617,7 @@
       </w:pPr>
       <w:r>
         <w:rPr/>
-        <w:t xml:space="preserve">All code is modular (data, src, api folders), models load once at start-up, and the Gemini layer never computes numbers. The README states clearly that the data is synthetic and lists every metric produced by evaluate.py --report.</w:t>
+        <w:t>The design idea is AI proposes, code disposes: Gemini only chooses from a closed list of real catalog products, and the backend verifies the answer so a plan can never invent a product or exceed the budget. If Gemini is unavailable the rule-based engine returns a valid plan. Live Gemini text and text+image calls were verified with scripts/test_gemini.py (both PASS), while the 30 automated tests use a fake model so they run offline. Secrets stay in a git-ignored .env file.</w:t>
       </w:r>
     </w:p>
     <w:sectPr>
